--- a/DAY4.docx
+++ b/DAY4.docx
@@ -5838,6 +5838,895 @@
     </w:p>
     <w:p>
       <w:pPr>
+        <w:pStyle w:val="Heading1"/>
+        <w:bidi/>
+      </w:pPr>
+      <w:r>
+        <w:rPr>
+          <w:color w:val="2E5090"/>
+        </w:rPr>
+        <w:t>נספח — מידע משלים ממקורות טכניים</w:t>
+      </w:r>
+    </w:p>
+    <w:p>
+      <w:pPr>
+        <w:pStyle w:val="Heading2"/>
+        <w:bidi/>
+      </w:pPr>
+      <w:r>
+        <w:rPr>
+          <w:color w:val="3B7DD8"/>
+        </w:rPr>
+        <w:t>דור 3 — מערכות זיהוי ישנות</w:t>
+      </w:r>
+    </w:p>
+    <w:p>
+      <w:pPr>
+        <w:pStyle w:val="ListBullet"/>
+        <w:bidi/>
+      </w:pPr>
+      <w:r>
+        <w:rPr>
+          <w:sz w:val="22"/>
+        </w:rPr>
+        <w:t>מספר זיהוי: 6 ספרות</w:t>
+      </w:r>
+    </w:p>
+    <w:p>
+      <w:pPr>
+        <w:pStyle w:val="ListBullet"/>
+        <w:bidi/>
+      </w:pPr>
+      <w:r>
+        <w:rPr>
+          <w:sz w:val="22"/>
+        </w:rPr>
+        <w:t>כניסה למסלקה: טכנאים → RFU (אנטנות)</w:t>
+      </w:r>
+    </w:p>
+    <w:p>
+      <w:pPr>
+        <w:pStyle w:val="ListBullet"/>
+        <w:bidi/>
+      </w:pPr>
+      <w:r>
+        <w:rPr>
+          <w:sz w:val="22"/>
+        </w:rPr>
+        <w:t>בדיקת מתח סוללה: טכנאים → RFU → Option → View Reader Bat</w:t>
+      </w:r>
+    </w:p>
+    <w:p>
+      <w:pPr>
+        <w:pStyle w:val="ListBullet"/>
+        <w:bidi/>
+      </w:pPr>
+      <w:r>
+        <w:rPr>
+          <w:sz w:val="22"/>
+        </w:rPr>
+        <w:t>מתח מקסימלי: 3.6V, מתחת ל-2.8V לא תקין</w:t>
+      </w:r>
+    </w:p>
+    <w:p>
+      <w:pPr>
+        <w:pStyle w:val="Heading2"/>
+        <w:bidi/>
+      </w:pPr>
+      <w:r>
+        <w:rPr>
+          <w:color w:val="3B7DD8"/>
+        </w:rPr>
+        <w:t>דור 4 — מערכות זיהוי חדשות</w:t>
+      </w:r>
+    </w:p>
+    <w:p>
+      <w:pPr>
+        <w:pStyle w:val="ListBullet"/>
+        <w:bidi/>
+      </w:pPr>
+      <w:r>
+        <w:rPr>
+          <w:sz w:val="22"/>
+        </w:rPr>
+        <w:t>רכיבים: קורא אקדח, RFU (אנטנות), CA</w:t>
+      </w:r>
+    </w:p>
+    <w:p>
+      <w:pPr>
+        <w:pStyle w:val="ListBullet"/>
+        <w:bidi/>
+      </w:pPr>
+      <w:r>
+        <w:rPr>
+          <w:sz w:val="22"/>
+        </w:rPr>
+        <w:t>RFU-F (קורא): ערוצים 2, 3, 5</w:t>
+      </w:r>
+    </w:p>
+    <w:p>
+      <w:pPr>
+        <w:pStyle w:val="ListBullet"/>
+        <w:bidi/>
+      </w:pPr>
+      <w:r>
+        <w:rPr>
+          <w:sz w:val="22"/>
+        </w:rPr>
+        <w:t>RFU-Z (רכב): ערוץ 17 (לא חובה לתדלוק)</w:t>
+      </w:r>
+    </w:p>
+    <w:p>
+      <w:pPr>
+        <w:pStyle w:val="ListBullet"/>
+        <w:bidi/>
+      </w:pPr>
+      <w:r>
+        <w:rPr>
+          <w:sz w:val="22"/>
+        </w:rPr>
+        <w:t>גישה CVS: 127.0.0.1:8008 בדפדפן</w:t>
+      </w:r>
+    </w:p>
+    <w:p>
+      <w:pPr>
+        <w:pStyle w:val="ListBullet"/>
+        <w:bidi/>
+      </w:pPr>
+      <w:r>
+        <w:rPr>
+          <w:sz w:val="22"/>
+        </w:rPr>
+        <w:t>פרמטרים חשובים: דקות ריענון סטטוס (360), בדיקת tamper (3=מתעלם, 7=לא מתעלם)</w:t>
+      </w:r>
+    </w:p>
+    <w:p>
+      <w:pPr>
+        <w:pStyle w:val="Heading2"/>
+        <w:bidi/>
+      </w:pPr>
+      <w:r>
+        <w:rPr>
+          <w:color w:val="3B7DD8"/>
+        </w:rPr>
+        <w:t>תחנות טן — תפריט מיוחד</w:t>
+      </w:r>
+    </w:p>
+    <w:p>
+      <w:pPr>
+        <w:pStyle w:val="ListBullet"/>
+        <w:bidi/>
+      </w:pPr>
+      <w:r>
+        <w:rPr>
+          <w:sz w:val="22"/>
+        </w:rPr>
+        <w:t>פוסט → העברת כרטיס מתדלק → 6 (אפשרויות חברה)</w:t>
+      </w:r>
+    </w:p>
+    <w:p>
+      <w:pPr>
+        <w:pStyle w:val="ListBullet"/>
+        <w:bidi/>
+      </w:pPr>
+      <w:r>
+        <w:rPr>
+          <w:sz w:val="22"/>
+        </w:rPr>
+        <w:t>כיול, פיצוי לקוחות, צריכה עצמית</w:t>
+      </w:r>
+    </w:p>
+    <w:p>
+      <w:pPr>
+        <w:pStyle w:val="ListBullet"/>
+        <w:bidi/>
+      </w:pPr>
+      <w:r>
+        <w:rPr>
+          <w:sz w:val="22"/>
+        </w:rPr>
+        <w:t>הפקדת מזומן (עד 2000 ₪, קוד 000023)</w:t>
+      </w:r>
+    </w:p>
+    <w:p>
+      <w:pPr>
+        <w:pStyle w:val="ListBullet"/>
+        <w:bidi/>
+      </w:pPr>
+      <w:r>
+        <w:rPr>
+          <w:sz w:val="22"/>
+        </w:rPr>
+        <w:t>ביטול עסקה (רק מוצר)</w:t>
+      </w:r>
+    </w:p>
+    <w:p>
+      <w:pPr>
+        <w:pStyle w:val="ListBullet"/>
+        <w:bidi/>
+      </w:pPr>
+      <w:r>
+        <w:rPr>
+          <w:sz w:val="22"/>
+        </w:rPr>
+        <w:t>המרת עסקה (עמודת st=3)</w:t>
+      </w:r>
+    </w:p>
+    <w:p>
+      <w:pPr>
+        <w:pStyle w:val="ListBullet"/>
+        <w:bidi/>
+      </w:pPr>
+      <w:r>
+        <w:rPr>
+          <w:sz w:val="22"/>
+        </w:rPr>
+        <w:t>קופונים (נקודות + פאורקארד)</w:t>
+      </w:r>
+    </w:p>
+    <w:p>
+      <w:pPr>
+        <w:pStyle w:val="ListBullet"/>
+        <w:bidi/>
+      </w:pPr>
+      <w:r>
+        <w:rPr>
+          <w:sz w:val="22"/>
+        </w:rPr>
+        <w:t>עסקה משולבת (st=5)</w:t>
+      </w:r>
+    </w:p>
+    <w:p>
+      <w:pPr>
+        <w:pStyle w:val="Heading2"/>
+        <w:bidi/>
+      </w:pPr>
+      <w:r>
+        <w:rPr>
+          <w:color w:val="3B7DD8"/>
+        </w:rPr>
+        <w:t>תחנות דור אלון — 3 סוגי מחירים</w:t>
+      </w:r>
+    </w:p>
+    <w:p>
+      <w:pPr>
+        <w:pStyle w:val="ListBullet"/>
+        <w:bidi/>
+      </w:pPr>
+      <w:r>
+        <w:rPr>
+          <w:sz w:val="22"/>
+        </w:rPr>
+        <w:t>מזומן, אשראי, מחיר גבוה (מת"ס)</w:t>
+      </w:r>
+    </w:p>
+    <w:p>
+      <w:pPr>
+        <w:pStyle w:val="ListBullet"/>
+        <w:bidi/>
+      </w:pPr>
+      <w:r>
+        <w:rPr>
+          <w:sz w:val="22"/>
+        </w:rPr>
+        <w:t>מחיר גבוה: מוגדר ב-discmdn.dat</w:t>
+      </w:r>
+    </w:p>
+    <w:p>
+      <w:pPr>
+        <w:pStyle w:val="ListBullet"/>
+        <w:bidi/>
+      </w:pPr>
+      <w:r>
+        <w:rPr>
+          <w:sz w:val="22"/>
+        </w:rPr>
+        <w:t>כרטיסי You: נותנים הנחה מהמחיר הגבוה</w:t>
+      </w:r>
+    </w:p>
+    <w:p>
+      <w:pPr>
+        <w:pStyle w:val="Heading2"/>
+        <w:bidi/>
+      </w:pPr>
+      <w:r>
+        <w:rPr>
+          <w:color w:val="3B7DD8"/>
+        </w:rPr>
+        <w:t>תחנות פז — פזומט</w:t>
+      </w:r>
+    </w:p>
+    <w:p>
+      <w:pPr>
+        <w:pStyle w:val="ListBullet"/>
+        <w:bidi/>
+      </w:pPr>
+      <w:r>
+        <w:rPr>
+          <w:sz w:val="22"/>
+        </w:rPr>
+        <w:t>תיקיית pazomat: c/dda/station/pazomat</w:t>
+      </w:r>
+    </w:p>
+    <w:p>
+      <w:pPr>
+        <w:pStyle w:val="ListBullet"/>
+        <w:bidi/>
+      </w:pPr>
+      <w:r>
+        <w:rPr>
+          <w:sz w:val="22"/>
+        </w:rPr>
+        <w:t>pazomat_intr.exe = מסלקת פזומט</w:t>
+      </w:r>
+    </w:p>
+    <w:p>
+      <w:pPr>
+        <w:pStyle w:val="ListBullet"/>
+        <w:bidi/>
+      </w:pPr>
+      <w:r>
+        <w:rPr>
+          <w:sz w:val="22"/>
+        </w:rPr>
+        <w:t>Blacklist.exe = רשימת מורשים</w:t>
+      </w:r>
+    </w:p>
+    <w:p>
+      <w:pPr>
+        <w:pStyle w:val="ListBullet"/>
+        <w:bidi/>
+      </w:pPr>
+      <w:r>
+        <w:rPr>
+          <w:sz w:val="22"/>
+        </w:rPr>
+        <w:t>Pazomat.prm = הגדרות תחנה</w:t>
+      </w:r>
+    </w:p>
+    <w:p>
+      <w:pPr>
+        <w:pStyle w:val="ListBullet"/>
+        <w:bidi/>
+      </w:pPr>
+      <w:r>
+        <w:rPr>
+          <w:sz w:val="22"/>
+        </w:rPr>
+        <w:t>שגיאה 40 = הרכב לא מוגדר ברשימה</w:t>
+      </w:r>
+    </w:p>
+    <w:p>
+      <w:pPr>
+        <w:pStyle w:val="Heading2"/>
+        <w:bidi/>
+      </w:pPr>
+      <w:r>
+        <w:rPr>
+          <w:color w:val="3B7DD8"/>
+        </w:rPr>
+        <w:t>FuelPoint 5</w:t>
+      </w:r>
+    </w:p>
+    <w:p>
+      <w:pPr>
+        <w:pStyle w:val="ListBullet"/>
+        <w:bidi/>
+      </w:pPr>
+      <w:r>
+        <w:rPr>
+          <w:sz w:val="22"/>
+        </w:rPr>
+        <w:t>FP-NV: https://fuelpoint.roseman.co.il</w:t>
+      </w:r>
+    </w:p>
+    <w:p>
+      <w:pPr>
+        <w:pStyle w:val="ListBullet"/>
+        <w:bidi/>
+      </w:pPr>
+      <w:r>
+        <w:rPr>
+          <w:sz w:val="22"/>
+        </w:rPr>
+        <w:t>FP-AZ: https://fuelpointnew.roseman.co.il</w:t>
+      </w:r>
+    </w:p>
+    <w:p>
+      <w:pPr>
+        <w:pStyle w:val="ListBullet"/>
+        <w:bidi/>
+      </w:pPr>
+      <w:r>
+        <w:rPr>
+          <w:sz w:val="22"/>
+        </w:rPr>
+        <w:t>ניהול תחנות: מוצרים → תחנה → מכלים → בקר → משאבות</w:t>
+      </w:r>
+    </w:p>
+    <w:p>
+      <w:pPr>
+        <w:pStyle w:val="ListBullet"/>
+        <w:bidi/>
+      </w:pPr>
+      <w:r>
+        <w:rPr>
+          <w:sz w:val="22"/>
+        </w:rPr>
+        <w:t>מדיד מלאים: tls.exe + tls.ini</w:t>
+      </w:r>
+    </w:p>
+    <w:p>
+      <w:pPr>
+        <w:pStyle w:val="Heading2"/>
+        <w:bidi/>
+      </w:pPr>
+      <w:r>
+        <w:rPr>
+          <w:color w:val="3B7DD8"/>
+        </w:rPr>
+        <w:t>קבצי DDA חשובים</w:t>
+      </w:r>
+    </w:p>
+    <w:tbl>
+      <w:tblPr>
+        <w:tblStyle w:val="TableGrid"/>
+        <w:tblW w:type="auto" w:w="0"/>
+        <w:jc w:val="center"/>
+        <w:tblLook w:firstColumn="1" w:firstRow="1" w:lastColumn="0" w:lastRow="0" w:noHBand="0" w:noVBand="1" w:val="04A0"/>
+      </w:tblPr>
+      <w:tblGrid>
+        <w:gridCol w:w="3120"/>
+        <w:gridCol w:w="3120"/>
+        <w:gridCol w:w="3120"/>
+      </w:tblGrid>
+      <w:tr>
+        <w:tc>
+          <w:tcPr>
+            <w:tcW w:type="dxa" w:w="3120"/>
+            <w:shd w:fill="2E5090"/>
+          </w:tcPr>
+          <w:p>
+            <w:pPr>
+              <w:jc w:val="center"/>
+              <w:bidi/>
+            </w:pPr>
+            <w:r>
+              <w:rPr>
+                <w:b/>
+                <w:color w:val="FFFFFF"/>
+                <w:sz w:val="18"/>
+              </w:rPr>
+              <w:t>קובץ</w:t>
+            </w:r>
+          </w:p>
+        </w:tc>
+        <w:tc>
+          <w:tcPr>
+            <w:tcW w:type="dxa" w:w="3120"/>
+            <w:shd w:fill="2E5090"/>
+          </w:tcPr>
+          <w:p>
+            <w:pPr>
+              <w:jc w:val="center"/>
+              <w:bidi/>
+            </w:pPr>
+            <w:r>
+              <w:rPr>
+                <w:b/>
+                <w:color w:val="FFFFFF"/>
+                <w:sz w:val="18"/>
+              </w:rPr>
+              <w:t>נתיב</w:t>
+            </w:r>
+          </w:p>
+        </w:tc>
+        <w:tc>
+          <w:tcPr>
+            <w:tcW w:type="dxa" w:w="3120"/>
+            <w:shd w:fill="2E5090"/>
+          </w:tcPr>
+          <w:p>
+            <w:pPr>
+              <w:jc w:val="center"/>
+              <w:bidi/>
+            </w:pPr>
+            <w:r>
+              <w:rPr>
+                <w:b/>
+                <w:color w:val="FFFFFF"/>
+                <w:sz w:val="18"/>
+              </w:rPr>
+              <w:t>הסבר</w:t>
+            </w:r>
+          </w:p>
+        </w:tc>
+      </w:tr>
+      <w:tr>
+        <w:tc>
+          <w:tcPr>
+            <w:tcW w:type="dxa" w:w="3120"/>
+          </w:tcPr>
+          <w:p>
+            <w:pPr>
+              <w:jc w:val="center"/>
+              <w:bidi/>
+            </w:pPr>
+            <w:r>
+              <w:rPr>
+                <w:sz w:val="18"/>
+              </w:rPr>
+              <w:t>ch.prm</w:t>
+            </w:r>
+          </w:p>
+        </w:tc>
+        <w:tc>
+          <w:tcPr>
+            <w:tcW w:type="dxa" w:w="3120"/>
+          </w:tcPr>
+          <w:p>
+            <w:pPr>
+              <w:jc w:val="center"/>
+              <w:bidi/>
+            </w:pPr>
+            <w:r>
+              <w:rPr>
+                <w:sz w:val="18"/>
+              </w:rPr>
+              <w:t>c:/dda/station</w:t>
+            </w:r>
+          </w:p>
+        </w:tc>
+        <w:tc>
+          <w:tcPr>
+            <w:tcW w:type="dxa" w:w="3120"/>
+          </w:tcPr>
+          <w:p>
+            <w:pPr>
+              <w:jc w:val="center"/>
+              <w:bidi/>
+            </w:pPr>
+            <w:r>
+              <w:rPr>
+                <w:sz w:val="18"/>
+              </w:rPr>
+              <w:t>כרטיסי מתדלקים/שלטים/הנחות</w:t>
+            </w:r>
+          </w:p>
+        </w:tc>
+      </w:tr>
+      <w:tr>
+        <w:tc>
+          <w:tcPr>
+            <w:tcW w:type="dxa" w:w="3120"/>
+          </w:tcPr>
+          <w:p>
+            <w:pPr>
+              <w:jc w:val="center"/>
+              <w:bidi/>
+            </w:pPr>
+            <w:r>
+              <w:rPr>
+                <w:sz w:val="18"/>
+              </w:rPr>
+              <w:t>Dda.prm</w:t>
+            </w:r>
+          </w:p>
+        </w:tc>
+        <w:tc>
+          <w:tcPr>
+            <w:tcW w:type="dxa" w:w="3120"/>
+          </w:tcPr>
+          <w:p>
+            <w:pPr>
+              <w:jc w:val="center"/>
+              <w:bidi/>
+            </w:pPr>
+            <w:r>
+              <w:rPr>
+                <w:sz w:val="18"/>
+              </w:rPr>
+              <w:t>c:/dda/station</w:t>
+            </w:r>
+          </w:p>
+        </w:tc>
+        <w:tc>
+          <w:tcPr>
+            <w:tcW w:type="dxa" w:w="3120"/>
+          </w:tcPr>
+          <w:p>
+            <w:pPr>
+              <w:jc w:val="center"/>
+              <w:bidi/>
+            </w:pPr>
+            <w:r>
+              <w:rPr>
+                <w:sz w:val="18"/>
+              </w:rPr>
+              <w:t>הגדרות DDA (e-par, vat, limits)</w:t>
+            </w:r>
+          </w:p>
+        </w:tc>
+      </w:tr>
+      <w:tr>
+        <w:tc>
+          <w:tcPr>
+            <w:tcW w:type="dxa" w:w="3120"/>
+          </w:tcPr>
+          <w:p>
+            <w:pPr>
+              <w:jc w:val="center"/>
+              <w:bidi/>
+            </w:pPr>
+            <w:r>
+              <w:rPr>
+                <w:sz w:val="18"/>
+              </w:rPr>
+              <w:t>Pos.prm</w:t>
+            </w:r>
+          </w:p>
+        </w:tc>
+        <w:tc>
+          <w:tcPr>
+            <w:tcW w:type="dxa" w:w="3120"/>
+          </w:tcPr>
+          <w:p>
+            <w:pPr>
+              <w:jc w:val="center"/>
+              <w:bidi/>
+            </w:pPr>
+            <w:r>
+              <w:rPr>
+                <w:sz w:val="18"/>
+              </w:rPr>
+              <w:t>c:/dda/station</w:t>
+            </w:r>
+          </w:p>
+        </w:tc>
+        <w:tc>
+          <w:tcPr>
+            <w:tcW w:type="dxa" w:w="3120"/>
+          </w:tcPr>
+          <w:p>
+            <w:pPr>
+              <w:jc w:val="center"/>
+              <w:bidi/>
+            </w:pPr>
+            <w:r>
+              <w:rPr>
+                <w:sz w:val="18"/>
+              </w:rPr>
+              <w:t>הגדרות POS</w:t>
+            </w:r>
+          </w:p>
+        </w:tc>
+      </w:tr>
+      <w:tr>
+        <w:tc>
+          <w:tcPr>
+            <w:tcW w:type="dxa" w:w="3120"/>
+          </w:tcPr>
+          <w:p>
+            <w:pPr>
+              <w:jc w:val="center"/>
+              <w:bidi/>
+            </w:pPr>
+            <w:r>
+              <w:rPr>
+                <w:sz w:val="18"/>
+              </w:rPr>
+              <w:t>station.prm</w:t>
+            </w:r>
+          </w:p>
+        </w:tc>
+        <w:tc>
+          <w:tcPr>
+            <w:tcW w:type="dxa" w:w="3120"/>
+          </w:tcPr>
+          <w:p>
+            <w:pPr>
+              <w:jc w:val="center"/>
+              <w:bidi/>
+            </w:pPr>
+            <w:r>
+              <w:rPr>
+                <w:sz w:val="18"/>
+              </w:rPr>
+              <w:t>c:/dda/station</w:t>
+            </w:r>
+          </w:p>
+        </w:tc>
+        <w:tc>
+          <w:tcPr>
+            <w:tcW w:type="dxa" w:w="3120"/>
+          </w:tcPr>
+          <w:p>
+            <w:pPr>
+              <w:jc w:val="center"/>
+              <w:bidi/>
+            </w:pPr>
+            <w:r>
+              <w:rPr>
+                <w:sz w:val="18"/>
+              </w:rPr>
+              <w:t>מבנה משאבות</w:t>
+            </w:r>
+          </w:p>
+        </w:tc>
+      </w:tr>
+      <w:tr>
+        <w:tc>
+          <w:tcPr>
+            <w:tcW w:type="dxa" w:w="3120"/>
+          </w:tcPr>
+          <w:p>
+            <w:pPr>
+              <w:jc w:val="center"/>
+              <w:bidi/>
+            </w:pPr>
+            <w:r>
+              <w:rPr>
+                <w:sz w:val="18"/>
+              </w:rPr>
+              <w:t>station.pos</w:t>
+            </w:r>
+          </w:p>
+        </w:tc>
+        <w:tc>
+          <w:tcPr>
+            <w:tcW w:type="dxa" w:w="3120"/>
+          </w:tcPr>
+          <w:p>
+            <w:pPr>
+              <w:jc w:val="center"/>
+              <w:bidi/>
+            </w:pPr>
+            <w:r>
+              <w:rPr>
+                <w:sz w:val="18"/>
+              </w:rPr>
+              <w:t>c:/dda/station</w:t>
+            </w:r>
+          </w:p>
+        </w:tc>
+        <w:tc>
+          <w:tcPr>
+            <w:tcW w:type="dxa" w:w="3120"/>
+          </w:tcPr>
+          <w:p>
+            <w:pPr>
+              <w:jc w:val="center"/>
+              <w:bidi/>
+            </w:pPr>
+            <w:r>
+              <w:rPr>
+                <w:sz w:val="18"/>
+              </w:rPr>
+              <w:t>מבנה POS/טרמינלים</w:t>
+            </w:r>
+          </w:p>
+        </w:tc>
+      </w:tr>
+      <w:tr>
+        <w:tc>
+          <w:tcPr>
+            <w:tcW w:type="dxa" w:w="3120"/>
+          </w:tcPr>
+          <w:p>
+            <w:pPr>
+              <w:jc w:val="center"/>
+              <w:bidi/>
+            </w:pPr>
+            <w:r>
+              <w:rPr>
+                <w:sz w:val="18"/>
+              </w:rPr>
+              <w:t>errors.log</w:t>
+            </w:r>
+          </w:p>
+        </w:tc>
+        <w:tc>
+          <w:tcPr>
+            <w:tcW w:type="dxa" w:w="3120"/>
+          </w:tcPr>
+          <w:p>
+            <w:pPr>
+              <w:jc w:val="center"/>
+              <w:bidi/>
+            </w:pPr>
+            <w:r>
+              <w:rPr>
+                <w:sz w:val="18"/>
+              </w:rPr>
+              <w:t>c:/dda/station</w:t>
+            </w:r>
+          </w:p>
+        </w:tc>
+        <w:tc>
+          <w:tcPr>
+            <w:tcW w:type="dxa" w:w="3120"/>
+          </w:tcPr>
+          <w:p>
+            <w:pPr>
+              <w:jc w:val="center"/>
+              <w:bidi/>
+            </w:pPr>
+            <w:r>
+              <w:rPr>
+                <w:sz w:val="18"/>
+              </w:rPr>
+              <w:t>שגיאות DDA</w:t>
+            </w:r>
+          </w:p>
+        </w:tc>
+      </w:tr>
+      <w:tr>
+        <w:tc>
+          <w:tcPr>
+            <w:tcW w:type="dxa" w:w="3120"/>
+          </w:tcPr>
+          <w:p>
+            <w:pPr>
+              <w:jc w:val="center"/>
+              <w:bidi/>
+            </w:pPr>
+            <w:r>
+              <w:rPr>
+                <w:sz w:val="18"/>
+              </w:rPr>
+              <w:t>errors.pos</w:t>
+            </w:r>
+          </w:p>
+        </w:tc>
+        <w:tc>
+          <w:tcPr>
+            <w:tcW w:type="dxa" w:w="3120"/>
+          </w:tcPr>
+          <w:p>
+            <w:pPr>
+              <w:jc w:val="center"/>
+              <w:bidi/>
+            </w:pPr>
+            <w:r>
+              <w:rPr>
+                <w:sz w:val="18"/>
+              </w:rPr>
+              <w:t>c:/dda/station</w:t>
+            </w:r>
+          </w:p>
+        </w:tc>
+        <w:tc>
+          <w:tcPr>
+            <w:tcW w:type="dxa" w:w="3120"/>
+          </w:tcPr>
+          <w:p>
+            <w:pPr>
+              <w:jc w:val="center"/>
+              <w:bidi/>
+            </w:pPr>
+            <w:r>
+              <w:rPr>
+                <w:sz w:val="18"/>
+              </w:rPr>
+              <w:t>שגיאות POS</w:t>
+            </w:r>
+          </w:p>
+        </w:tc>
+      </w:tr>
+    </w:tbl>
+    <w:p>
+      <w:pPr>
+        <w:jc w:val="center"/>
+      </w:pPr>
+      <w:r>
+        <w:rPr>
+          <w:color w:val="CCCCCC"/>
+        </w:rPr>
+        <w:t>──────────────────────────────────────────────────</w:t>
+      </w:r>
+    </w:p>
+    <w:p>
+      <w:pPr>
         <w:bidi/>
         <w:jc w:val="center"/>
       </w:pPr>
@@ -5847,7 +6736,7 @@
           <w:color w:val="999999"/>
           <w:sz w:val="18"/>
         </w:rPr>
-        <w:t>נוצר ב: 15/08/2026</w:t>
+        <w:t>נוצר ב: 16/08/2026</w:t>
       </w:r>
     </w:p>
     <w:p>
@@ -5861,7 +6750,7 @@
           <w:color w:val="999999"/>
           <w:sz w:val="18"/>
         </w:rPr>
-        <w:t>סרטונים: 11/8/2026 — חלקים א-ה</w:t>
+        <w:t>סרטונים: 11/8/2026 — חלקים א-ה + מקורות 1–33</w:t>
       </w:r>
     </w:p>
     <w:sectPr>
